--- a/docs/待发送/回复队长_第三轮反馈.docx
+++ b/docs/待发送/回复队长_第三轮反馈.docx
@@ -3706,7 +3706,7 @@
           <w:sz w:val="24"/>
           <w:rFonts w:ascii="微软雅黑" w:hAnsi="微软雅黑" w:eastAsia="微软雅黑"/>
         </w:rPr>
-        <w:t>4.3 我侧自己的一个 bug（已修）</w:t>
+        <w:t>4.3 我侧自己的一个 bug（已修，且归因已更正）</w:t>
       </w:r>
     </w:p>
     <w:p>
@@ -3735,7 +3735,28 @@
           <w:sz w:val="21"/>
           <w:rFonts w:ascii="宋体" w:hAnsi="宋体" w:eastAsia="宋体"/>
         </w:rPr>
-        <w:t>：</w:t>
+        <w:t>。</w:t>
+      </w:r>
+    </w:p>
+    <w:p>
+      <w:pPr>
+        <w:spacing w:after="80"/>
+      </w:pPr>
+      <w:r>
+        <w:rPr>
+          <w:b/>
+          <w:sz w:val="21"/>
+          <w:rFonts w:ascii="宋体" w:hAnsi="宋体" w:eastAsia="宋体"/>
+        </w:rPr>
+        <w:t>这里要更正我自己的一处归因</w:t>
+      </w:r>
+      <w:r>
+        <w:rPr>
+          <w:b w:val="0"/>
+          <w:sz w:val="21"/>
+          <w:rFonts w:ascii="宋体" w:hAnsi="宋体" w:eastAsia="宋体"/>
+        </w:rPr>
+        <w:t>：当时我判断"7B 把 label 写成了'概念不清'，</w:t>
       </w:r>
     </w:p>
     <w:p>
@@ -3748,7 +3769,7 @@
           <w:sz w:val="21"/>
           <w:rFonts w:ascii="宋体" w:hAnsi="宋体" w:eastAsia="宋体"/>
         </w:rPr>
-        <w:t>7B 把 concept_misunderstanding 的 error_type_label 写成了"概念不清"</w:t>
+        <w:t>标准是'概念理解错误'"——写反馈时又拿你包里的 schemas.json 对了一遍，</w:t>
       </w:r>
     </w:p>
     <w:p>
@@ -3761,20 +3782,7 @@
           <w:sz w:val="21"/>
           <w:rFonts w:ascii="宋体" w:hAnsi="宋体" w:eastAsia="宋体"/>
         </w:rPr>
-        <w:t>（标准是"概念理解错误"），其余字段全对、置信度也正确归 0，但我侧当时把</w:t>
-      </w:r>
-    </w:p>
-    <w:p>
-      <w:pPr>
-        <w:spacing w:after="80"/>
-      </w:pPr>
-      <w:r>
-        <w:rPr>
-          <w:b w:val="0"/>
-          <w:sz w:val="21"/>
-          <w:rFonts w:ascii="宋体" w:hAnsi="宋体" w:eastAsia="宋体"/>
-        </w:rPr>
-        <w:t>label 不匹配</w:t>
+        <w:t>error_type_label 的 enum 第一项</w:t>
       </w:r>
       <w:r>
         <w:rPr>
@@ -3782,7 +3790,7 @@
           <w:sz w:val="21"/>
           <w:rFonts w:ascii="宋体" w:hAnsi="宋体" w:eastAsia="宋体"/>
         </w:rPr>
-        <w:t>当作校验失败整条丢弃</w:t>
+        <w:t>就是「概念不清」</w:t>
       </w:r>
       <w:r>
         <w:rPr>
@@ -3803,7 +3811,23 @@
           <w:sz w:val="21"/>
           <w:rFonts w:ascii="宋体" w:hAnsi="宋体" w:eastAsia="宋体"/>
         </w:rPr>
-        <w:t>已改：label 不再判死，交给 normalize_error_analysis 以 error_type 为准覆盖。</w:t>
+        <w:t>所以 7B 输出的是协议标准值，</w:t>
+      </w:r>
+      <w:r>
+        <w:rPr>
+          <w:b/>
+          <w:sz w:val="21"/>
+          <w:rFonts w:ascii="宋体" w:hAnsi="宋体" w:eastAsia="宋体"/>
+        </w:rPr>
+        <w:t>错的是我侧常量</w:t>
+      </w:r>
+      <w:r>
+        <w:rPr>
+          <w:b w:val="0"/>
+          <w:sz w:val="21"/>
+          <w:rFonts w:ascii="宋体" w:hAnsi="宋体" w:eastAsia="宋体"/>
+        </w:rPr>
+        <w:t>（v1 时期我自己写成了</w:t>
       </w:r>
     </w:p>
     <w:p>
@@ -3816,7 +3840,7 @@
           <w:sz w:val="21"/>
           <w:rFonts w:ascii="宋体" w:hAnsi="宋体" w:eastAsia="宋体"/>
         </w:rPr>
-        <w:t>理由：label 是给人看的展示值，error_type 才是入库依据，为了同义差异丢掉</w:t>
+        <w:t>"概念理解错误"，一路没对回来）。7B 这两题从头到尾都是对的。</w:t>
       </w:r>
     </w:p>
     <w:p>
@@ -3829,7 +3853,114 @@
           <w:sz w:val="21"/>
           <w:rFonts w:ascii="宋体" w:hAnsi="宋体" w:eastAsia="宋体"/>
         </w:rPr>
-        <w:t>一次正确调用不划算。改完这两题从 code=1 变成 code=0。</w:t>
+        <w:t>两层问题：</w:t>
+      </w:r>
+    </w:p>
+    <w:p>
+      <w:pPr>
+        <w:pStyle w:val="ListNumber"/>
+      </w:pPr>
+      <w:r>
+        <w:rPr>
+          <w:b/>
+          <w:sz w:val="21"/>
+          <w:rFonts w:ascii="宋体" w:hAnsi="宋体" w:eastAsia="宋体"/>
+        </w:rPr>
+        <w:t>校验过严</w:t>
+      </w:r>
+      <w:r>
+        <w:rPr>
+          <w:b w:val="0"/>
+          <w:sz w:val="21"/>
+          <w:rFonts w:ascii="宋体" w:hAnsi="宋体" w:eastAsia="宋体"/>
+        </w:rPr>
+        <w:t>：label 不匹配就被整条丢弃。label 是给人看的展示值，</w:t>
+      </w:r>
+    </w:p>
+    <w:p>
+      <w:pPr>
+        <w:spacing w:after="80"/>
+      </w:pPr>
+      <w:r>
+        <w:rPr>
+          <w:b w:val="0"/>
+          <w:sz w:val="21"/>
+          <w:rFonts w:ascii="宋体" w:hAnsi="宋体" w:eastAsia="宋体"/>
+        </w:rPr>
+        <w:t>error_type 才是入库依据，为一点差异丢掉一次正确调用不划算。</w:t>
+      </w:r>
+    </w:p>
+    <w:p>
+      <w:pPr>
+        <w:spacing w:after="80"/>
+      </w:pPr>
+      <w:r>
+        <w:rPr>
+          <w:b w:val="0"/>
+          <w:sz w:val="21"/>
+          <w:rFonts w:ascii="宋体" w:hAnsi="宋体" w:eastAsia="宋体"/>
+        </w:rPr>
+        <w:t>已改成不判死，交给 normalize_error_analysis 以 error_type 为准覆盖。</w:t>
+      </w:r>
+    </w:p>
+    <w:p>
+      <w:pPr>
+        <w:pStyle w:val="ListNumber"/>
+      </w:pPr>
+      <w:r>
+        <w:rPr>
+          <w:b/>
+          <w:sz w:val="21"/>
+          <w:rFonts w:ascii="宋体" w:hAnsi="宋体" w:eastAsia="宋体"/>
+        </w:rPr>
+        <w:t>常量硬编码</w:t>
+      </w:r>
+      <w:r>
+        <w:rPr>
+          <w:b w:val="0"/>
+          <w:sz w:val="21"/>
+          <w:rFonts w:ascii="宋体" w:hAnsi="宋体" w:eastAsia="宋体"/>
+        </w:rPr>
+        <w:t>：已改成从你交付包的 schemas.json 直接读 enum</w:t>
+      </w:r>
+    </w:p>
+    <w:p>
+      <w:pPr>
+        <w:spacing w:after="80"/>
+      </w:pPr>
+      <w:r>
+        <w:rPr>
+          <w:b w:val="0"/>
+          <w:sz w:val="21"/>
+          <w:rFonts w:ascii="宋体" w:hAnsi="宋体" w:eastAsia="宋体"/>
+        </w:rPr>
+        <w:t>（_labels_from_schema()），包不在才用兜底表。以后 label 以你的 schema 为准，</w:t>
+      </w:r>
+    </w:p>
+    <w:p>
+      <w:pPr>
+        <w:spacing w:after="80"/>
+      </w:pPr>
+      <w:r>
+        <w:rPr>
+          <w:b w:val="0"/>
+          <w:sz w:val="21"/>
+          <w:rFonts w:ascii="宋体" w:hAnsi="宋体" w:eastAsia="宋体"/>
+        </w:rPr>
+        <w:t>不再靠我手抄。</w:t>
+      </w:r>
+    </w:p>
+    <w:p>
+      <w:pPr>
+        <w:spacing w:after="80"/>
+      </w:pPr>
+      <w:r>
+        <w:rPr>
+          <w:b w:val="0"/>
+          <w:sz w:val="21"/>
+          <w:rFonts w:ascii="宋体" w:hAnsi="宋体" w:eastAsia="宋体"/>
+        </w:rPr>
+        <w:t>改完这两题从 code=1 变成 code=0。</w:t>
       </w:r>
     </w:p>
     <w:p>
